--- a/data/outputs/v2/Physics/SS1.3_Temperature_and_Thermal_Expansion/Physics_Temperature_and_Thermal_Expansion_SummaryTable.docx
+++ b/data/outputs/v2/Physics/SS1.3_Temperature_and_Thermal_Expansion/Physics_Temperature_and_Thermal_Expansion_SummaryTable.docx
@@ -38,6 +38,177 @@
           <w:szCs w:val="22"/>
         </w:rPr>
         <w:t xml:space="preserve">Sub-Strand 1.3: Temperature and Thermal Expansion — Teacher Reference (Pre-filled)</w:t>
+      </w:r>
+    </w:p>
+    <w:p>
+      <w:pPr>
+        <w:spacing w:after="80" w:before="120"/>
+      </w:pPr>
+      <w:r>
+        <w:rPr>
+          <w:rFonts w:ascii="Arial" w:cs="Arial" w:eastAsia="Arial" w:hAnsi="Arial"/>
+          <w:b/>
+          <w:bCs/>
+          <w:color w:val="1F3864"/>
+          <w:sz w:val="20"/>
+          <w:szCs w:val="20"/>
+        </w:rPr>
+        <w:t xml:space="preserve">ATTRIBUTION AND LICENSING</w:t>
+      </w:r>
+    </w:p>
+    <w:p>
+      <w:pPr>
+        <w:spacing w:after="60" w:before="0"/>
+      </w:pPr>
+      <w:r>
+        <w:rPr>
+          <w:rFonts w:ascii="Arial" w:cs="Arial" w:eastAsia="Arial" w:hAnsi="Arial"/>
+          <w:b/>
+          <w:bCs/>
+          <w:sz w:val="17"/>
+          <w:szCs w:val="17"/>
+        </w:rPr>
+        <w:t xml:space="preserve">Curriculum Alignment: </w:t>
+      </w:r>
+      <w:r>
+        <w:rPr>
+          <w:rFonts w:ascii="Arial" w:cs="Arial" w:eastAsia="Arial" w:hAnsi="Arial"/>
+          <w:sz w:val="17"/>
+          <w:szCs w:val="17"/>
+        </w:rPr>
+        <w:t xml:space="preserve">Structured in pedagogical alignment with the competence-based curriculum format and learning outcomes established by the Kenya Institute of Curriculum Development (KICD). This material is independently developed and is not officially endorsed or published by KICD.</w:t>
+      </w:r>
+    </w:p>
+    <w:p>
+      <w:pPr>
+        <w:spacing w:after="60" w:before="0"/>
+      </w:pPr>
+      <w:r>
+        <w:rPr>
+          <w:rFonts w:ascii="Arial" w:cs="Arial" w:eastAsia="Arial" w:hAnsi="Arial"/>
+          <w:b/>
+          <w:bCs/>
+          <w:sz w:val="17"/>
+          <w:szCs w:val="17"/>
+        </w:rPr>
+        <w:t xml:space="preserve">Content &amp; Pedagogy: </w:t>
+      </w:r>
+      <w:r>
+        <w:rPr>
+          <w:rFonts w:ascii="Arial" w:cs="Arial" w:eastAsia="Arial" w:hAnsi="Arial"/>
+          <w:sz w:val="17"/>
+          <w:szCs w:val="17"/>
+        </w:rPr>
+        <w:t xml:space="preserve">Developed and adapted by the educator team at SeaVuria (registered 501(c)(3) in the United States and registered NGO in Kenya, No. 872-850A-BF11), who designed the pedagogical framework, lesson templates and exemplar lessons on which this material is based.</w:t>
+      </w:r>
+    </w:p>
+    <w:p>
+      <w:pPr>
+        <w:spacing w:after="60" w:before="0"/>
+      </w:pPr>
+      <w:r>
+        <w:rPr>
+          <w:rFonts w:ascii="Arial" w:cs="Arial" w:eastAsia="Arial" w:hAnsi="Arial"/>
+          <w:b/>
+          <w:bCs/>
+          <w:sz w:val="17"/>
+          <w:szCs w:val="17"/>
+        </w:rPr>
+        <w:t xml:space="preserve">Production &amp; Layout: </w:t>
+      </w:r>
+      <w:r>
+        <w:rPr>
+          <w:rFonts w:ascii="Arial" w:cs="Arial" w:eastAsia="Arial" w:hAnsi="Arial"/>
+          <w:sz w:val="17"/>
+          <w:szCs w:val="17"/>
+        </w:rPr>
+        <w:t xml:space="preserve">Educational design and curriculum sequencing by SeaVuria. Technical layout, structural formatting, and digital optimization/implementation executed in partnership with ARES Education (registered 501(c)(3) in the United States and Canada (as Afretech Aid) and registered NGO in Kenya), with lesson drafting and compilation assisted by AI (Claude, Anthropic).</w:t>
+      </w:r>
+    </w:p>
+    <w:p>
+      <w:pPr>
+        <w:pBdr>
+          <w:bottom w:val="single" w:color="1F3864" w:sz="6" w:space="6"/>
+        </w:pBdr>
+        <w:spacing w:after="60" w:before="0"/>
+      </w:pPr>
+      <w:r>
+        <w:rPr>
+          <w:rFonts w:ascii="Arial" w:cs="Arial" w:eastAsia="Arial" w:hAnsi="Arial"/>
+          <w:b/>
+          <w:bCs/>
+          <w:sz w:val="17"/>
+          <w:szCs w:val="17"/>
+        </w:rPr>
+        <w:t xml:space="preserve">Licensing &amp; Copyright: </w:t>
+      </w:r>
+      <w:r>
+        <w:rPr>
+          <w:rFonts w:ascii="Arial" w:cs="Arial" w:eastAsia="Arial" w:hAnsi="Arial"/>
+          <w:sz w:val="17"/>
+          <w:szCs w:val="17"/>
+        </w:rPr>
+        <w:t xml:space="preserve">© 2026 SeaVuria and ARES. This work is licensed under a </w:t>
+      </w:r>
+      <w:hyperlink w:history="1" r:id="rIde7flldk6ptdeuipfp_nbu">
+        <w:r>
+          <w:rPr>
+            <w:rFonts w:ascii="Arial" w:cs="Arial" w:eastAsia="Arial" w:hAnsi="Arial"/>
+            <w:color w:val="1F6B75"/>
+            <w:sz w:val="17"/>
+            <w:szCs w:val="17"/>
+            <w:u w:val="single" w:color="1F6B75"/>
+          </w:rPr>
+          <w:t xml:space="preserve">Creative Commons Attribution-NonCommercial 4.0 International License</w:t>
+        </w:r>
+      </w:hyperlink>
+      <w:r>
+        <w:rPr>
+          <w:rFonts w:ascii="Arial" w:cs="Arial" w:eastAsia="Arial" w:hAnsi="Arial"/>
+          <w:sz w:val="17"/>
+          <w:szCs w:val="17"/>
+        </w:rPr>
+        <w:t xml:space="preserve"> (</w:t>
+      </w:r>
+      <w:hyperlink w:history="1" r:id="rIdjzqshqn8jzsepcq9c2tca">
+        <w:r>
+          <w:rPr>
+            <w:rFonts w:ascii="Arial" w:cs="Arial" w:eastAsia="Arial" w:hAnsi="Arial"/>
+            <w:color w:val="1F6B75"/>
+            <w:sz w:val="17"/>
+            <w:szCs w:val="17"/>
+            <w:u w:val="single" w:color="1F6B75"/>
+          </w:rPr>
+          <w:t xml:space="preserve">CC BY-NC 4.0</w:t>
+        </w:r>
+      </w:hyperlink>
+      <w:r>
+        <w:rPr>
+          <w:rFonts w:ascii="Arial" w:cs="Arial" w:eastAsia="Arial" w:hAnsi="Arial"/>
+          <w:sz w:val="17"/>
+          <w:szCs w:val="17"/>
+        </w:rPr>
+        <w:t xml:space="preserve">). To view a copy of this license, visit </w:t>
+      </w:r>
+      <w:hyperlink w:history="1" r:id="rIdmpqcme372qhoxnueggu5v">
+        <w:r>
+          <w:rPr>
+            <w:rFonts w:ascii="Arial" w:cs="Arial" w:eastAsia="Arial" w:hAnsi="Arial"/>
+            <w:color w:val="1F6B75"/>
+            <w:sz w:val="17"/>
+            <w:szCs w:val="17"/>
+            <w:u w:val="single" w:color="1F6B75"/>
+          </w:rPr>
+          <w:t xml:space="preserve">https://creativecommons.org/licenses/by-nc/4.0/</w:t>
+        </w:r>
+      </w:hyperlink>
+      <w:r>
+        <w:rPr>
+          <w:rFonts w:ascii="Arial" w:cs="Arial" w:eastAsia="Arial" w:hAnsi="Arial"/>
+          <w:sz w:val="17"/>
+          <w:szCs w:val="17"/>
+        </w:rPr>
+        <w:t xml:space="preserve">. You are free to copy, redistribute, and adapt this material in any medium or format, provided appropriate credit is given and the material is not used for commercial purposes. KICD learning outcomes and curriculum designations reproduced here for alignment purposes remain the property of KICD and are not covered by this license. Linked external resources (e.g. CK-12, Khan Academy, PhET) are subject to their own licenses.</w:t>
       </w:r>
     </w:p>
     <w:p>

--- a/data/outputs/v2/Physics/SS1.3_Temperature_and_Thermal_Expansion/Physics_Temperature_and_Thermal_Expansion_SummaryTable.docx
+++ b/data/outputs/v2/Physics/SS1.3_Temperature_and_Thermal_Expansion/Physics_Temperature_and_Thermal_Expansion_SummaryTable.docx
@@ -38,177 +38,6 @@
           <w:szCs w:val="22"/>
         </w:rPr>
         <w:t xml:space="preserve">Sub-Strand 1.3: Temperature and Thermal Expansion — Teacher Reference (Pre-filled)</w:t>
-      </w:r>
-    </w:p>
-    <w:p>
-      <w:pPr>
-        <w:spacing w:after="80" w:before="120"/>
-      </w:pPr>
-      <w:r>
-        <w:rPr>
-          <w:rFonts w:ascii="Arial" w:cs="Arial" w:eastAsia="Arial" w:hAnsi="Arial"/>
-          <w:b/>
-          <w:bCs/>
-          <w:color w:val="1F3864"/>
-          <w:sz w:val="20"/>
-          <w:szCs w:val="20"/>
-        </w:rPr>
-        <w:t xml:space="preserve">ATTRIBUTION AND LICENSING</w:t>
-      </w:r>
-    </w:p>
-    <w:p>
-      <w:pPr>
-        <w:spacing w:after="60" w:before="0"/>
-      </w:pPr>
-      <w:r>
-        <w:rPr>
-          <w:rFonts w:ascii="Arial" w:cs="Arial" w:eastAsia="Arial" w:hAnsi="Arial"/>
-          <w:b/>
-          <w:bCs/>
-          <w:sz w:val="17"/>
-          <w:szCs w:val="17"/>
-        </w:rPr>
-        <w:t xml:space="preserve">Curriculum Alignment: </w:t>
-      </w:r>
-      <w:r>
-        <w:rPr>
-          <w:rFonts w:ascii="Arial" w:cs="Arial" w:eastAsia="Arial" w:hAnsi="Arial"/>
-          <w:sz w:val="17"/>
-          <w:szCs w:val="17"/>
-        </w:rPr>
-        <w:t xml:space="preserve">Structured in pedagogical alignment with the competence-based curriculum format and learning outcomes established by the Kenya Institute of Curriculum Development (KICD). This material is independently developed and is not officially endorsed or published by KICD.</w:t>
-      </w:r>
-    </w:p>
-    <w:p>
-      <w:pPr>
-        <w:spacing w:after="60" w:before="0"/>
-      </w:pPr>
-      <w:r>
-        <w:rPr>
-          <w:rFonts w:ascii="Arial" w:cs="Arial" w:eastAsia="Arial" w:hAnsi="Arial"/>
-          <w:b/>
-          <w:bCs/>
-          <w:sz w:val="17"/>
-          <w:szCs w:val="17"/>
-        </w:rPr>
-        <w:t xml:space="preserve">Content &amp; Pedagogy: </w:t>
-      </w:r>
-      <w:r>
-        <w:rPr>
-          <w:rFonts w:ascii="Arial" w:cs="Arial" w:eastAsia="Arial" w:hAnsi="Arial"/>
-          <w:sz w:val="17"/>
-          <w:szCs w:val="17"/>
-        </w:rPr>
-        <w:t xml:space="preserve">Developed and adapted by the educator team at SeaVuria (registered 501(c)(3) in the United States and registered NGO in Kenya, No. 872-850A-BF11), who designed the pedagogical framework, lesson templates and exemplar lessons on which this material is based.</w:t>
-      </w:r>
-    </w:p>
-    <w:p>
-      <w:pPr>
-        <w:spacing w:after="60" w:before="0"/>
-      </w:pPr>
-      <w:r>
-        <w:rPr>
-          <w:rFonts w:ascii="Arial" w:cs="Arial" w:eastAsia="Arial" w:hAnsi="Arial"/>
-          <w:b/>
-          <w:bCs/>
-          <w:sz w:val="17"/>
-          <w:szCs w:val="17"/>
-        </w:rPr>
-        <w:t xml:space="preserve">Production &amp; Layout: </w:t>
-      </w:r>
-      <w:r>
-        <w:rPr>
-          <w:rFonts w:ascii="Arial" w:cs="Arial" w:eastAsia="Arial" w:hAnsi="Arial"/>
-          <w:sz w:val="17"/>
-          <w:szCs w:val="17"/>
-        </w:rPr>
-        <w:t xml:space="preserve">Educational design and curriculum sequencing by SeaVuria. Technical layout, structural formatting, and digital optimization/implementation executed in partnership with ARES Education (registered 501(c)(3) in the United States and Canada (as Afretech Aid) and registered NGO in Kenya), with lesson drafting and compilation assisted by AI (Claude, Anthropic).</w:t>
-      </w:r>
-    </w:p>
-    <w:p>
-      <w:pPr>
-        <w:pBdr>
-          <w:bottom w:val="single" w:color="1F3864" w:sz="6" w:space="6"/>
-        </w:pBdr>
-        <w:spacing w:after="60" w:before="0"/>
-      </w:pPr>
-      <w:r>
-        <w:rPr>
-          <w:rFonts w:ascii="Arial" w:cs="Arial" w:eastAsia="Arial" w:hAnsi="Arial"/>
-          <w:b/>
-          <w:bCs/>
-          <w:sz w:val="17"/>
-          <w:szCs w:val="17"/>
-        </w:rPr>
-        <w:t xml:space="preserve">Licensing &amp; Copyright: </w:t>
-      </w:r>
-      <w:r>
-        <w:rPr>
-          <w:rFonts w:ascii="Arial" w:cs="Arial" w:eastAsia="Arial" w:hAnsi="Arial"/>
-          <w:sz w:val="17"/>
-          <w:szCs w:val="17"/>
-        </w:rPr>
-        <w:t xml:space="preserve">© 2026 SeaVuria and ARES. This work is licensed under a </w:t>
-      </w:r>
-      <w:hyperlink w:history="1" r:id="rIde7flldk6ptdeuipfp_nbu">
-        <w:r>
-          <w:rPr>
-            <w:rFonts w:ascii="Arial" w:cs="Arial" w:eastAsia="Arial" w:hAnsi="Arial"/>
-            <w:color w:val="1F6B75"/>
-            <w:sz w:val="17"/>
-            <w:szCs w:val="17"/>
-            <w:u w:val="single" w:color="1F6B75"/>
-          </w:rPr>
-          <w:t xml:space="preserve">Creative Commons Attribution-NonCommercial 4.0 International License</w:t>
-        </w:r>
-      </w:hyperlink>
-      <w:r>
-        <w:rPr>
-          <w:rFonts w:ascii="Arial" w:cs="Arial" w:eastAsia="Arial" w:hAnsi="Arial"/>
-          <w:sz w:val="17"/>
-          <w:szCs w:val="17"/>
-        </w:rPr>
-        <w:t xml:space="preserve"> (</w:t>
-      </w:r>
-      <w:hyperlink w:history="1" r:id="rIdjzqshqn8jzsepcq9c2tca">
-        <w:r>
-          <w:rPr>
-            <w:rFonts w:ascii="Arial" w:cs="Arial" w:eastAsia="Arial" w:hAnsi="Arial"/>
-            <w:color w:val="1F6B75"/>
-            <w:sz w:val="17"/>
-            <w:szCs w:val="17"/>
-            <w:u w:val="single" w:color="1F6B75"/>
-          </w:rPr>
-          <w:t xml:space="preserve">CC BY-NC 4.0</w:t>
-        </w:r>
-      </w:hyperlink>
-      <w:r>
-        <w:rPr>
-          <w:rFonts w:ascii="Arial" w:cs="Arial" w:eastAsia="Arial" w:hAnsi="Arial"/>
-          <w:sz w:val="17"/>
-          <w:szCs w:val="17"/>
-        </w:rPr>
-        <w:t xml:space="preserve">). To view a copy of this license, visit </w:t>
-      </w:r>
-      <w:hyperlink w:history="1" r:id="rIdmpqcme372qhoxnueggu5v">
-        <w:r>
-          <w:rPr>
-            <w:rFonts w:ascii="Arial" w:cs="Arial" w:eastAsia="Arial" w:hAnsi="Arial"/>
-            <w:color w:val="1F6B75"/>
-            <w:sz w:val="17"/>
-            <w:szCs w:val="17"/>
-            <w:u w:val="single" w:color="1F6B75"/>
-          </w:rPr>
-          <w:t xml:space="preserve">https://creativecommons.org/licenses/by-nc/4.0/</w:t>
-        </w:r>
-      </w:hyperlink>
-      <w:r>
-        <w:rPr>
-          <w:rFonts w:ascii="Arial" w:cs="Arial" w:eastAsia="Arial" w:hAnsi="Arial"/>
-          <w:sz w:val="17"/>
-          <w:szCs w:val="17"/>
-        </w:rPr>
-        <w:t xml:space="preserve">. You are free to copy, redistribute, and adapt this material in any medium or format, provided appropriate credit is given and the material is not used for commercial purposes. KICD learning outcomes and curriculum designations reproduced here for alignment purposes remain the property of KICD and are not covered by this license. Linked external resources (e.g. CK-12, Khan Academy, PhET) are subject to their own licenses.</w:t>
       </w:r>
     </w:p>
     <w:p>
@@ -1550,6 +1379,185 @@
         </w:tc>
       </w:tr>
     </w:tbl>
+    <w:p>
+      <w:pPr>
+        <w:spacing w:after="120"/>
+      </w:pPr>
+      <w:r>
+        <w:t xml:space="preserve"/>
+      </w:r>
+    </w:p>
+    <w:p>
+      <w:pPr>
+        <w:spacing w:after="80" w:before="120"/>
+      </w:pPr>
+      <w:r>
+        <w:rPr>
+          <w:rFonts w:ascii="Arial" w:cs="Arial" w:eastAsia="Arial" w:hAnsi="Arial"/>
+          <w:b/>
+          <w:bCs/>
+          <w:color w:val="1F3864"/>
+          <w:sz w:val="20"/>
+          <w:szCs w:val="20"/>
+        </w:rPr>
+        <w:t xml:space="preserve">ATTRIBUTION AND LICENSING</w:t>
+      </w:r>
+    </w:p>
+    <w:p>
+      <w:pPr>
+        <w:spacing w:after="60" w:before="0"/>
+      </w:pPr>
+      <w:r>
+        <w:rPr>
+          <w:rFonts w:ascii="Arial" w:cs="Arial" w:eastAsia="Arial" w:hAnsi="Arial"/>
+          <w:b/>
+          <w:bCs/>
+          <w:sz w:val="17"/>
+          <w:szCs w:val="17"/>
+        </w:rPr>
+        <w:t xml:space="preserve">Curriculum Alignment: </w:t>
+      </w:r>
+      <w:r>
+        <w:rPr>
+          <w:rFonts w:ascii="Arial" w:cs="Arial" w:eastAsia="Arial" w:hAnsi="Arial"/>
+          <w:sz w:val="17"/>
+          <w:szCs w:val="17"/>
+        </w:rPr>
+        <w:t xml:space="preserve">Structured in pedagogical alignment with the competence-based curriculum format and learning outcomes established by the Kenya Institute of Curriculum Development (KICD). This material is independently developed and is not officially endorsed or published by KICD.</w:t>
+      </w:r>
+    </w:p>
+    <w:p>
+      <w:pPr>
+        <w:spacing w:after="60" w:before="0"/>
+      </w:pPr>
+      <w:r>
+        <w:rPr>
+          <w:rFonts w:ascii="Arial" w:cs="Arial" w:eastAsia="Arial" w:hAnsi="Arial"/>
+          <w:b/>
+          <w:bCs/>
+          <w:sz w:val="17"/>
+          <w:szCs w:val="17"/>
+        </w:rPr>
+        <w:t xml:space="preserve">Content &amp; Pedagogy: </w:t>
+      </w:r>
+      <w:r>
+        <w:rPr>
+          <w:rFonts w:ascii="Arial" w:cs="Arial" w:eastAsia="Arial" w:hAnsi="Arial"/>
+          <w:sz w:val="17"/>
+          <w:szCs w:val="17"/>
+        </w:rPr>
+        <w:t xml:space="preserve">Developed and adapted by the educator team at SeaVuria (registered 501(c)(3) in the United States and registered NGO in Kenya, No. 872-850A-BF11), who designed the pedagogical framework, lesson templates and exemplar lessons on which this material is based.</w:t>
+      </w:r>
+    </w:p>
+    <w:p>
+      <w:pPr>
+        <w:spacing w:after="60" w:before="0"/>
+      </w:pPr>
+      <w:r>
+        <w:rPr>
+          <w:rFonts w:ascii="Arial" w:cs="Arial" w:eastAsia="Arial" w:hAnsi="Arial"/>
+          <w:b/>
+          <w:bCs/>
+          <w:sz w:val="17"/>
+          <w:szCs w:val="17"/>
+        </w:rPr>
+        <w:t xml:space="preserve">Production &amp; Layout: </w:t>
+      </w:r>
+      <w:r>
+        <w:rPr>
+          <w:rFonts w:ascii="Arial" w:cs="Arial" w:eastAsia="Arial" w:hAnsi="Arial"/>
+          <w:sz w:val="17"/>
+          <w:szCs w:val="17"/>
+        </w:rPr>
+        <w:t xml:space="preserve">Educational design and curriculum sequencing by SeaVuria. Technical layout, structural formatting, and digital optimization/implementation executed in partnership with ARES Education (registered 501(c)(3) in the United States and Canada (as Afretech Aid) and registered NGO in Kenya), with lesson drafting and compilation assisted by AI (Claude, Anthropic).</w:t>
+      </w:r>
+    </w:p>
+    <w:p>
+      <w:pPr>
+        <w:pBdr>
+          <w:bottom w:val="single" w:color="1F3864" w:sz="6" w:space="6"/>
+        </w:pBdr>
+        <w:spacing w:after="60" w:before="0"/>
+      </w:pPr>
+      <w:r>
+        <w:rPr>
+          <w:rFonts w:ascii="Arial" w:cs="Arial" w:eastAsia="Arial" w:hAnsi="Arial"/>
+          <w:b/>
+          <w:bCs/>
+          <w:sz w:val="17"/>
+          <w:szCs w:val="17"/>
+        </w:rPr>
+        <w:t xml:space="preserve">Licensing &amp; Copyright: </w:t>
+      </w:r>
+      <w:r>
+        <w:rPr>
+          <w:rFonts w:ascii="Arial" w:cs="Arial" w:eastAsia="Arial" w:hAnsi="Arial"/>
+          <w:sz w:val="17"/>
+          <w:szCs w:val="17"/>
+        </w:rPr>
+        <w:t xml:space="preserve">© 2026 SeaVuria and ARES. This work is licensed under a </w:t>
+      </w:r>
+      <w:hyperlink w:history="1" r:id="rIdzbwmp57317tvi2oyvkx54">
+        <w:r>
+          <w:rPr>
+            <w:rFonts w:ascii="Arial" w:cs="Arial" w:eastAsia="Arial" w:hAnsi="Arial"/>
+            <w:color w:val="1F6B75"/>
+            <w:sz w:val="17"/>
+            <w:szCs w:val="17"/>
+            <w:u w:val="single" w:color="1F6B75"/>
+          </w:rPr>
+          <w:t xml:space="preserve">Creative Commons Attribution-NonCommercial 4.0 International License</w:t>
+        </w:r>
+      </w:hyperlink>
+      <w:r>
+        <w:rPr>
+          <w:rFonts w:ascii="Arial" w:cs="Arial" w:eastAsia="Arial" w:hAnsi="Arial"/>
+          <w:sz w:val="17"/>
+          <w:szCs w:val="17"/>
+        </w:rPr>
+        <w:t xml:space="preserve"> (</w:t>
+      </w:r>
+      <w:hyperlink w:history="1" r:id="rIdm-gvu4yhaon_-3_uqz8yr">
+        <w:r>
+          <w:rPr>
+            <w:rFonts w:ascii="Arial" w:cs="Arial" w:eastAsia="Arial" w:hAnsi="Arial"/>
+            <w:color w:val="1F6B75"/>
+            <w:sz w:val="17"/>
+            <w:szCs w:val="17"/>
+            <w:u w:val="single" w:color="1F6B75"/>
+          </w:rPr>
+          <w:t xml:space="preserve">CC BY-NC 4.0</w:t>
+        </w:r>
+      </w:hyperlink>
+      <w:r>
+        <w:rPr>
+          <w:rFonts w:ascii="Arial" w:cs="Arial" w:eastAsia="Arial" w:hAnsi="Arial"/>
+          <w:sz w:val="17"/>
+          <w:szCs w:val="17"/>
+        </w:rPr>
+        <w:t xml:space="preserve">). To view a copy of this license, visit </w:t>
+      </w:r>
+      <w:hyperlink w:history="1" r:id="rIdykl07mgv6kca43p9kvus6">
+        <w:r>
+          <w:rPr>
+            <w:rFonts w:ascii="Arial" w:cs="Arial" w:eastAsia="Arial" w:hAnsi="Arial"/>
+            <w:color w:val="1F6B75"/>
+            <w:sz w:val="17"/>
+            <w:szCs w:val="17"/>
+            <w:u w:val="single" w:color="1F6B75"/>
+          </w:rPr>
+          <w:t xml:space="preserve">https://creativecommons.org/licenses/by-nc/4.0/</w:t>
+        </w:r>
+      </w:hyperlink>
+      <w:r>
+        <w:rPr>
+          <w:rFonts w:ascii="Arial" w:cs="Arial" w:eastAsia="Arial" w:hAnsi="Arial"/>
+          <w:sz w:val="17"/>
+          <w:szCs w:val="17"/>
+        </w:rPr>
+        <w:t xml:space="preserve">. You are free to copy, redistribute, and adapt this material in any medium or format, provided appropriate credit is given and the material is not used for commercial purposes. KICD learning outcomes and curriculum designations reproduced here for alignment purposes remain the property of KICD and are not covered by this license. Linked external resources (e.g. CK-12, Khan Academy, PhET) are subject to their own licenses.</w:t>
+      </w:r>
+    </w:p>
     <w:sectPr>
       <w:pgSz w:w="15840" w:h="12240" w:orient="landscape"/>
       <w:pgMar w:top="1080" w:right="1080" w:bottom="1080" w:left="1080" w:header="708" w:footer="708" w:gutter="0"/>

--- a/data/outputs/v2/Physics/SS1.3_Temperature_and_Thermal_Expansion/Physics_Temperature_and_Thermal_Expansion_SummaryTable.docx
+++ b/data/outputs/v2/Physics/SS1.3_Temperature_and_Thermal_Expansion/Physics_Temperature_and_Thermal_Expansion_SummaryTable.docx
@@ -564,7 +564,7 @@
                 <w:sz w:val="18"/>
                 <w:szCs w:val="18"/>
               </w:rPr>
-              <w:t xml:space="preserve">Teacher presents the anchoring phenomenon: a sealed plastic water bottle left in a Nairobi household freezer overnight has cracked and bulged. Students examine photographs or a physical specimen and record initial noticings. Teacher elicits predictions using a cold-call round (minimum 5 students): 'What do you think happened inside this bottle?' Students then observe a live demonstration — a water-filled balloon placed in a freezer versus one left at room temperature — and record comparative observations about volume and shape change. Pedagogical note: Resist correcting misconceptions at this stage; the goal is to surface prior knowledge and anchor curiosity. Document student predictions on the Driving Question Board (DQB) for revisitation in Lesson 6.</w:t>
+              <w:t xml:space="preserve">A pre-prepared sealed glass bottle filled with water that cracked overnight in a freezer, displaying a protruding ice plug and a distinctive crack-line pattern along the glass walls. Learners also examined a labelled A3 cross-section diagram showing liquid water molecules, the hexagonal ice crystal lattice, the direction of outward pressure, and the resulting crack pattern.</w:t>
             </w:r>
           </w:p>
         </w:tc>
@@ -596,7 +596,7 @@
                 <w:sz w:val="18"/>
                 <w:szCs w:val="18"/>
               </w:rPr>
-              <w:t xml:space="preserve">Students are introduced to the phenomenon that water, unlike most substances, expands when it freezes rather than contracting. Teacher explains that this is called anomalous expansion and that it is caused by the hydrogen bonding structure water molecules form upon solidification — a hexagonal lattice that is less densely packed than liquid water. Key vocabulary introduced: thermal expansion, anomalous expansion, freezing point, volume, pressure. Teacher emphasises that most matter contracts upon cooling and expands upon heating, making water's behaviour a scientific puzzle worth investigating. Pedagogical note: Use the particle model (dots on the board) to give students a visual anchor — show closely packed liquid particles versus the more spaced hexagonal ice lattice. This initial model is deliberately incomplete; students will revise it across the unit.</w:t>
+              <w:t xml:space="preserve">Water behaves anomalously when it freezes — unlike most substances, it expands rather than contracts as it solidifies. This expansion generates sufficient outward pressure to crack a sealed glass bottle. At the particle level, ice molecules in a hexagonal lattice are spaced further apart than liquid water molecules, meaning ice occupies a greater volume than the same mass of liquid water.</w:t>
             </w:r>
           </w:p>
         </w:tc>
@@ -628,7 +628,7 @@
                 <w:sz w:val="18"/>
                 <w:szCs w:val="18"/>
               </w:rPr>
-              <w:t xml:space="preserve">Students begin constructing their Initial Scientific Model: a particle-level sketch showing liquid water molecules in a bottle before and after freezing. Teacher guides the class to annotate the 'after' sketch with arrows showing outward pressure on the bottle walls. DQB is formally started — teacher posts the driving question and invites students to add sub-questions (e.g., 'Does all matter expand when heated?', 'Why does ice float on Lake Victoria?', 'What kept the bottle from stretching?'). Pedagogical note: Validate all questions on the DQB regardless of accuracy; mark them as 'To Investigate' and return to each as the unit progresses. The Initial Model and DQB together serve as the unit's formative baseline — photograph or collect them for comparison in Lesson 6.</w:t>
+              <w:t xml:space="preserve">The cracked bottle is explained by the anomalous expansion of water: as water freezes at 0°C, its molecules arrange into a hexagonal ice crystal lattice with larger intermolecular spacing than liquid water. Because the bottle was completely sealed with no room for expansion, the increasing volume of the freezing water generated enormous outward pressure on the glass walls, eventually exceeding the tensile strength of the glass and causing it to crack. This behaviour is anomalous because almost all other substances contract when they cool and solidify.</w:t>
             </w:r>
           </w:p>
         </w:tc>
@@ -681,7 +681,7 @@
                 <w:sz w:val="18"/>
                 <w:szCs w:val="18"/>
               </w:rPr>
-              <w:t xml:space="preserve">Temperature Scales and Thermometers: Measuring the 'How Hot'</w:t>
+              <w:t xml:space="preserve">Temperature Scales and Thermometers: Measuring the "How Hot"</w:t>
             </w:r>
           </w:p>
         </w:tc>
@@ -713,7 +713,7 @@
                 <w:sz w:val="18"/>
                 <w:szCs w:val="18"/>
               </w:rPr>
-              <w:t xml:space="preserve">Students carry out a structured observation activity using three types of thermometers: a liquid-in-glass thermometer (mercury or alcohol), a digital probe thermometer, and a bimetallic strip thermometer (demonstrated by teacher). Each group measures the temperature of: (a) a cup of boiling water (ugali-cooking temperature), (b) tap water at room temperature, and (c) cold water from a cooler box. Students record readings in Celsius from all three instruments and compare results. Teacher then shows a calibration demonstration: both the fixed lower point (ice-water mixture at 0 °C) and upper fixed point (steam at 100 °C at Nairobi's altitude ~1,661 m) are established. Pedagogical note: Nairobi's altitude slightly lowers the boiling point of water (~94 °C); use this as a real-world discussion hook about how altitude affects cooking times for githeri or maize.</w:t>
+              <w:t xml:space="preserve">At Station A, learners observed the red alcohol column in the liquid-in-glass thermometer rising when placed in warm water and falling in ice-cold water. At Station B, learners identified the constriction in the clinical thermometer that prevents the column from falling before a reading is taken. At Station C, learners observed the bimetallic strip bending toward the copper side when heated, indicating that brass expands more than copper under the same temperature change.</w:t>
             </w:r>
           </w:p>
         </w:tc>
@@ -745,7 +745,7 @@
                 <w:sz w:val="18"/>
                 <w:szCs w:val="18"/>
               </w:rPr>
-              <w:t xml:space="preserve">Temperature is formally defined as a measure of the average kinetic energy of particles in a substance — the higher the temperature, the faster the particles move. Students learn that a thermometric property is any measurable physical property that changes continuously and reliably with temperature (e.g., length of a liquid column, electrical resistance, colour of a bimetallic strip). Key scales covered: Celsius (°C), Kelvin (K), and Fahrenheit (°F), with conversion formulae T(K) = T(°C) + 273 and T(°F) = 1.8 × T(°C) + 32. Teacher emphasises that Kelvin is the SI unit and that absolute zero (0 K) represents the theoretical point of zero particle motion. Pedagogical note: Use wait time of at least 8 seconds after asking 'What does temperature actually measure?' before cold-calling — this concept requires think time. Expect the common misconception that temperature measures 'heat'; address it explicitly.</w:t>
+              <w:t xml:space="preserve">Temperature is a measure of the average kinetic energy of particles in a substance. A thermometric property is any physical property that changes continuously, noticeably, and reproducibly with temperature. Temperature in Kelvin is calculated as T(K) = T(°C) + 273. Absolute zero (0 K / −273 °C) is the theoretical point at which particle motion is at its minimum. The freezer temperature (−18 °C / 255 K) caused water molecules to slow down and arrange into a hexagonal ice crystal lattice — a lattice that occupies more volume than liquid water at the same mass.</w:t>
             </w:r>
           </w:p>
         </w:tc>
@@ -777,7 +777,7 @@
                 <w:sz w:val="18"/>
                 <w:szCs w:val="18"/>
               </w:rPr>
-              <w:t xml:space="preserve">Students connect temperature measurement to the anchoring phenomenon: 'The bottle was placed in a freezer where the temperature dropped below 0 °C. Using the Kelvin scale, what happened to the average kinetic energy of the water molecules as the temperature fell?' Teacher cold-calls 3 students to articulate the particle-energy link. Students update their Scientific Model to show that lower temperature → slower particle motion → molecules settling into a more ordered (hexagonal) structure. DQB Update: Students answer the posted sub-question 'How do we measure temperature accurately?' and add new questions such as 'Does the amount of expansion depend on how much the temperature changes?' and 'Are different materials affected equally?' Pedagogical note: Ensure all groups have correctly converted the freezer temperature (approx. −18 °C) into Kelvin as a formative check before moving on.</w:t>
+              <w:t xml:space="preserve">The water in the sealed bottle was at approximately room temperature (~18 °C / 291 K) when placed in the freezer. As the freezer cooled the water to 0 °C (273 K) it froze: the water molecules lost kinetic energy, slowed down, and reorganised into an ordered hexagonal lattice structure. This lattice has greater intermolecular spacing than liquid water, so the ice occupies a larger volume. Because the bottle was sealed and could not expand, the growing ice exerted outward pressure on the glass walls — eventually exceeding the tensile strength of the glass and causing the bottle to crack.</w:t>
             </w:r>
           </w:p>
         </w:tc>
@@ -862,7 +862,7 @@
                 <w:sz w:val="18"/>
                 <w:szCs w:val="18"/>
               </w:rPr>
-              <w:t xml:space="preserve">Students conduct the metal rod (or rail) linear expansion experiment. Each group heats a measured metal rod (steel or copper) using a Bunsen burner or hot-water bath and measures the change in length using a micrometer screw gauge or a linear expansion apparatus. Data recorded: original length (L₀), temperature change (ΔT), and change in length (ΔL) for at least three different temperature increments. Groups then plot ΔL against L₀ΔT on graph paper and observe a straight-line relationship passing through the origin. Pedagogical note: Circulate during data collection and prompt precision — insist on at least three trials per temperature increment and calculation of a mean ΔL. Ask groups: 'What does the gradient of your graph represent?' Allow 6 seconds wait time before taking responses.</w:t>
+              <w:t xml:space="preserve">Learners heated a metal rod using a Bunsen burner and measured its length change using a linear-expansion apparatus with a dial gauge, recording temperature and length change data at 1-minute intervals. They also viewed a video clip of thermal expansion gaps on the SGR railway between Mombasa and Nairobi.</w:t>
             </w:r>
           </w:p>
         </w:tc>
@@ -894,7 +894,7 @@
                 <w:sz w:val="18"/>
                 <w:szCs w:val="18"/>
               </w:rPr>
-              <w:t xml:space="preserve">From their own experimental gradient, students derive the coefficient of linear expansivity α = ΔL / (L₀ΔT), with SI unit K⁻¹ (or °C⁻¹). The working formula ΔL = αL₀ΔT is formalised. Students compare their experimentally derived α values for steel (~12 × 10⁻⁶ K⁻¹) and copper (~17 × 10⁻⁶ K⁻¹) with published values, computing percentage error. Teacher contextualises: engineers at the Nairobi Expressway and Kenya Railways must account for linear expansion when designing rail joints and bridge expansion gaps. If expansion is ignored, rails buckle in the midday Rift Valley heat. Key vocabulary: coefficient of linear expansivity, original length, temperature change, expansion gap, percentage error. Pedagogical note: Emphasise that α is a material constant — it tells us how a specific material responds, which is why different materials behave differently under the same temperature change.</w:t>
+              <w:t xml:space="preserve">Learners derived the coefficient of linear expansivity (α) from their own data as the constant ratio ΔL / (L₀ΔT), and applied the formula ΔL = αL₀ΔT to calculate expansion in SGR steel rails (ΔL ≈ 12.4 mm per 25 m rail over a 45 °C rise) and Kenya Power aluminium overhead cables near Kisumu (ΔL ≈ 25.3 cm per 200 m cable over a 55 °C rise). They updated their particle model to show that heating increases vibration amplitude and average particle separation.</w:t>
             </w:r>
           </w:p>
         </w:tc>
@@ -926,7 +926,7 @@
                 <w:sz w:val="18"/>
                 <w:szCs w:val="18"/>
               </w:rPr>
-              <w:t xml:space="preserve">Students apply ΔL = αL₀ΔT to a Kenya-relevant problem: 'A steel rail on the SGR (Standard Gauge Railway) between Nairobi and Mombasa is 25 m long at 20 °C. If the temperature rises to 45 °C on a hot afternoon, by how much does the rail expand?' (α_steel = 12 × 10⁻⁶ K⁻¹; expected answer: ΔL = 7.5 mm.) Teacher connects this back to the anchoring phenomenon: 'The bottle is a container, just like a rail is a structure — when the contents inside expand, they exert an outward force. What happens when there is no room to expand?' DQB Update: The question 'Does the amount of expansion depend on temperature change?' is marked as ANSWERED with evidence from the graph. New question added: 'What about expansion in two or three dimensions — does it matter for the bottle?' Students annotate their Scientific Model to show particle spacing increasing in one dimension along a heated rod.</w:t>
+              <w:t xml:space="preserve">When a solid is heated, its particles gain kinetic energy and vibrate with greater amplitude, increasing the average distance between neighbouring particles. This microscopic change produces a measurable macroscopic increase in length described by ΔL = αL₀ΔT. The same principle — expansion generating force against a rigid boundary — explains why the sealed glass bottle cracked when the water inside froze and expanded, and why SGR engineers must leave deliberate gaps between rails to prevent track buckling.</w:t>
             </w:r>
           </w:p>
         </w:tc>
@@ -1011,7 +1011,7 @@
                 <w:sz w:val="18"/>
                 <w:szCs w:val="18"/>
               </w:rPr>
-              <w:t xml:space="preserve">Students observe two demonstrations: (1) The Ball-and-Ring demonstration — a metal ball that fits exactly through a ring at room temperature no longer fits after being heated, illustrating superficial (area) expansion. Teacher asks: 'What would happen if we heated the ring instead? What if we heated both?' Cold-call 4 students and record predictions before revealing the answer. (2) A volumetric expansion simulation or video showing a liquid in a flask expanding into a capillary tube when heated, making volume change directly visible. Students record qualitative observations and estimate the ratio of volume change to area change to length change from the simulation data. Pedagogical note: The ball-and-ring demonstration is high-engagement — use it to drive home the idea that expansion occurs in ALL directions simultaneously, setting up the mathematical derivation that follows.</w:t>
+              <w:t xml:space="preserve">Learners set up a flask-and-capillary-tube apparatus, cooled water from room temperature toward 0 °C while measuring the capillary column height at regular temperature intervals, and plotted a temperature–volume graph. They observed that the capillary column — and therefore the water volume — decreased as temperature dropped from 20 °C to 4 °C, then increased again as temperature dropped further from 4 °C to 0 °C, forming a distinctive U-shaped curve with a minimum at approximately 4 °C.</w:t>
             </w:r>
           </w:p>
         </w:tc>
@@ -1043,7 +1043,7 @@
                 <w:sz w:val="18"/>
                 <w:szCs w:val="18"/>
               </w:rPr>
-              <w:t xml:space="preserve">Teacher leads a guided mathematical derivation showing that for a solid that expands linearly with coefficient α: superficial (area) expansivity β ≈ 2α, and volumetric (cubic) expansivity γ ≈ 3α. The derivation uses the binomial approximation for small expansions, which teacher works through step-by-step on the board. Key formulae: ΔA = βA₀ΔT and ΔV = γV₀ΔT. Students also learn that liquids only exhibit volumetric expansion (they have no fixed shape) and that γ for liquids is generally much larger than for solids (e.g., γ_water ≈ 207 × 10⁻⁶ K⁻¹ vs. γ_steel ≈ 36 × 10⁻⁶ K⁻¹). Apparent vs. real expansion of liquids in containers is introduced. Key vocabulary: superficial expansivity, volumetric expansivity, apparent expansion, real expansion, binomial approximation. Pedagogical note: Many students struggle with the derivation — provide a worked numeric example immediately after the algebra, using a concrete Kenyan object (e.g., a metal sufuria lid) to ground the abstraction.</w:t>
+              <w:t xml:space="preserve">Learners learned that: (1) superficial expansivity β ≈ 2α and volumetric expansivity γ ≈ 3α can be derived mathematically from linear expansivity α, and used in the formula ΔV = γV₀ΔT; (2) most substances contract when cooled, but water is anomalous — it expands as it cools below 4 °C, and on freezing at 0 °C water molecules arrange into a hexagonal ice crystal lattice with greater intermolecular spacing than liquid water; (3) water reaches its maximum density at 4 °C; (4) this anomalous expansion is the direct cause of the cracked frozen bottle in the anchoring phenomenon, as the expanding ice generated pressure exceeding the tensile strength of the glass.</w:t>
             </w:r>
           </w:p>
         </w:tc>
@@ -1075,7 +1075,7 @@
                 <w:sz w:val="18"/>
                 <w:szCs w:val="18"/>
               </w:rPr>
-              <w:t xml:space="preserve">Students now have the conceptual and mathematical tools to address the anchoring phenomenon volumetrically. Teacher poses: 'The sealed water bottle had a volume of 500 mL at 20 °C. Using γ_water = 207 × 10⁻⁶ K⁻¹, calculate the expected volume change if the water were cooled to 4 °C — then explain why the actual cracking occurs below 4 °C and involves a different mechanism.' This two-part question distinguishes normal volumetric contraction (cooling from 20 °C to 4 °C) from anomalous expansion (freezing below 4 °C), previewing Lesson 6. DQB Update: 'Does expansion work the same in all directions?' is marked ANSWERED. New questions: 'Why does water behave differently from other liquids near 0 °C?' and 'Could engineers design a bottle that survives freezing?' Students revise their Scientific Model to show expansion in all three spatial dimensions, with annotations for β and γ.</w:t>
+              <w:t xml:space="preserve">The sealed glass bottle cracked because water, unlike most substances, expands when it freezes. As the water cooled below 4 °C it began to expand, and on freezing at 0 °C its molecules arranged into a hexagonal ice crystal lattice in which the intermolecular spacing is greater than in liquid water — so the same mass of water occupies a larger volume as ice. Confined inside a sealed bottle with no room to expand, the growing ice exerted outward pressure on the glass walls. When this pressure exceeded the tensile strength of the glass, the bottle cracked. The volumetric expansion can be quantified using ΔV = γV₀ΔT, and the temperature–volume graph of water provides direct experimental evidence of this anomalous behaviour.</w:t>
             </w:r>
           </w:p>
         </w:tc>
@@ -1128,7 +1128,7 @@
                 <w:sz w:val="18"/>
                 <w:szCs w:val="18"/>
               </w:rPr>
-              <w:t xml:space="preserve">Applications and Consequences of Thermal Expansion</w:t>
+              <w:t xml:space="preserve">Applications of Thermal Expansion: Engineering Solutions</w:t>
             </w:r>
           </w:p>
         </w:tc>
@@ -1160,7 +1160,7 @@
                 <w:sz w:val="18"/>
                 <w:szCs w:val="18"/>
               </w:rPr>
-              <w:t xml:space="preserve">Students investigate real-world applications of thermal expansion through a structured stations activity (or teacher-led gallery walk). Station examples: (A) Photograph and data set of expansion joints on the Nyali Bridge in Mombasa — students measure the gap width and calculate the expected temperature range the bridge must accommodate. (B) A bimetallic strip that bends when heated — students sketch the before/after shape and explain using differential expansion (α_brass &gt; α_iron). (C) A thermostat circuit diagram showing how a bimetallic strip acts as a temperature-controlled switch. (D) A video or diagram of a thermometer being calibrated. (E) A cracked clay pot left near a jiko fire — students explain uneven thermal expansion causing fracture. Students record observations and explanations at each station. Pedagogical note: Stations A and E are most directly connected to the anchoring phenomenon — ensure all groups spend adequate time at these two stations and record explicit connections in their Summary Table.</w:t>
+              <w:t xml:space="preserve">Learners observed four real Kenyan applications of thermal expansion through application cards: expansion joints on the Thika Superhighway, bimetallic strip thermostats in electric irons, metal tyre fitting on wooden cart wheels, and riveted corrugated roofing. They also observed a worked calculation showing that a 10 m steel beam in Kisumu requires at least 1.65 mm of expansion gap per end to safely accommodate a 15 degree C seasonal temperature rise.</w:t>
             </w:r>
           </w:p>
         </w:tc>
@@ -1192,7 +1192,7 @@
                 <w:sz w:val="18"/>
                 <w:szCs w:val="18"/>
               </w:rPr>
-              <w:t xml:space="preserve">Students consolidate understanding of how thermal expansion is both useful (thermostats, thermometers, bimetallic strip devices, riveting of metal sheets) and potentially damaging (cracking of roads, bursting of pipes, warping of rail tracks, breaking of bottles). Key engineering design principle: materials with different α values can be paired (bimetallic strips) to convert temperature change into mechanical movement. Alternatively, expansion joints and gaps are engineered into structures to allow safe, unconstrained expansion. Students are introduced to the concept of thermal stress — the internal force per unit area generated when a material is prevented from expanding freely. Pedagogical note: Connect the Kenyan context explicitly — ask students why tarmac roads in Nairobi often crack during the long rains (thermal cycling + moisture expansion), and why SGR rail joints are spaced more widely in the hotter coastal section near Mombasa than the cooler highland section near Nairobi.</w:t>
+              <w:t xml:space="preserve">Learners learned that engineers use the linear expansion formula deltaL = alphaL0deltaT to calculate the exact gap size required in structures such as bridges and roads, preventing destructive buckling or cracking. They learned that bimetallic strips exploit differential expansion of two bonded metals to create a temperature-controlled switch, and that thermal expansion can be deliberately engineered to be useful (tyre fitting, thermostat) rather than only destructive (cracked bottle). They practised applying the formula to a new context involving Kenya Power copper cables expanding by 8.5 cm over 200 m on a hot Nairobi afternoon.</w:t>
             </w:r>
           </w:p>
         </w:tc>
@@ -1224,7 +1224,7 @@
                 <w:sz w:val="18"/>
                 <w:szCs w:val="18"/>
               </w:rPr>
-              <w:t xml:space="preserve">Students write a structured explanation paragraph (using the Claim–Evidence–Reasoning framework): 'A water pipe running along an outdoor wall in Eldoret cracked overnight. Using your knowledge of thermal expansion, explain what happened and propose one design change that could prevent this.' Teacher circulates and provides targeted feedback. DQB Update: Sub-questions about engineering applications ('How do engineers use thermal expansion safely?') are marked ANSWERED with evidence from stations. Students add a final preparation question: 'Can we now fully explain the cracked frozen bottle — including the role of hydrogen bonding?' Students annotate their Scientific Model to include bimetallic strip behaviour and thermal stress arrows, indicating what happens when expansion is constrained.</w:t>
+              <w:t xml:space="preserve">Learners explained that the same physical principle that caused the bottle to crack — materials expanding when heated and generating force when confined — is the principle engineers consciously calculate and design around in every structure exposed to temperature changes in Kenya. The cracked bottle represents an uncontrolled application of thermal expansion; Kenyan engineering infrastructure represents the controlled and calculated application of the same phenomenon, making the bottle not just a curiosity but a model for understanding why expansion joints, sagging cables, and bimetallic switches exist.</w:t>
             </w:r>
           </w:p>
         </w:tc>
@@ -1309,7 +1309,7 @@
                 <w:sz w:val="18"/>
                 <w:szCs w:val="18"/>
               </w:rPr>
-              <w:t xml:space="preserve">Teacher facilitates a full-class Model Revision Gallery: each group posts their evolving Scientific Model (from Lesson 1 through Lesson 5) on the wall. Groups do a silent gallery walk, using sticky notes to mark: (1) one strength of each group's model, and (2) one gap or question. Teacher then presents the final evidence set: a molecular animation or diagram showing hydrogen bonding in liquid water versus the hexagonal ice lattice, paired with a density-vs-temperature graph for water (showing the density maximum at 4 °C and the sharp density drop upon freezing). Students observe that ice is ~9% less dense than liquid water, directly explaining the ~9% volume increase that ruptures the sealed bottle. Pedagogical note: Allow at least 10 minutes for the gallery walk — this metacognitive reflection is essential. Cold-call students to articulate what changed in their model between Lesson 1 and Lesson 6.</w:t>
+              <w:t xml:space="preserve">Learners conducted a six-station Evidence Gallery Walk, revisiting and recording key findings from all five prior lessons — including particle diagrams of liquid water vs. ice, the density-vs-temperature graph showing the 4°C anomaly, and the volumetric expansion formula ΔV = γV₀ΔT applied to a 500 ml water bottle. Learners physically placed their Lesson 1 prediction cards beside their final L6 particle models, making conceptual growth visible. The Driving Question Board was returned to the class with all accumulated sticky-note questions, and every question received either a green resolved note or an orange frontier-science note.</w:t>
             </w:r>
           </w:p>
         </w:tc>
@@ -1341,7 +1341,7 @@
                 <w:sz w:val="18"/>
                 <w:szCs w:val="18"/>
               </w:rPr>
-              <w:t xml:space="preserve">Students consolidate the complete scientific explanation: (1) Hydrogen bonds between water molecules (H₂O) cause them to arrange into a hexagonal, open lattice upon freezing — this is anomalous expansion. (2) The volume of ice is approximately 9% greater than the same mass of liquid water. (3) When water freezes inside a sealed, rigid container (the bottle), the expanding ice exerts enormous outward pressure — sufficient to crack plastic or glass. (4) This is distinct from normal thermal expansion (γ = 3α) because it is driven by a phase change and hydrogen bonding, not merely increased kinetic energy. Key vocabulary reviewed: hydrogen bonding, hexagonal lattice, anomalous expansion, density, phase change, thermal stress, volumetric expansivity. Pedagogical note: Emphasise the three-dimensional learning synthesis — students have used SEPs (modelling, data analysis, explanation), DCIs (particle nature of matter, thermal expansion), and CCCs (patterns, cause and effect, structure and function) across all six lessons.</w:t>
+              <w:t xml:space="preserve">Learners demonstrated that water's anomalous expansion upon freezing is caused by hydrogen bonding, which arranges water molecules into a hexagonal lattice with greater intermolecular spacing than liquid water — reducing density from approximately 1.00 g/cm³ (liquid at 4°C) to 0.917 g/cm³ (ice at 0°C). This ~9% volume increase in a sealed, rigid glass bottle generates internal pressure exceeding the tensile strength of glass (33–100 MPa), causing the characteristic crack pattern. Learners calculated that 500 ml of water freezing expands by about 9%, ΔV ≈ 45 ml (a phase-change effect beyond ΔV = γV₀ΔT). They connected this knowledge to Kenyan engineering contexts: burst water pipes in the Kericho and Nyandarua highlands, expansion joints on the SGR Nairobi–Mombasa railway, and storage tank design at the Mombasa port.</w:t>
             </w:r>
           </w:p>
         </w:tc>
@@ -1373,7 +1373,7 @@
                 <w:sz w:val="18"/>
                 <w:szCs w:val="18"/>
               </w:rPr>
-              <w:t xml:space="preserve">Students write their Final Explanation for the driving question — individually, in full sentences, referencing particle diagrams, data from experiments, and formulae used in the unit. Sentence starters provided: 'The bottle cracked because... / At the particle level, this happened because... / The key difference between water and most other substances is... / Engineers can prevent this by...' DQB Resolution: Teacher leads the class through every question posted on the DQB since Lesson 1, marking each as ANSWERED or STILL INVESTIGATING, and facilitating a brief discussion for any unresolved questions. Final Scientific Model is completed — it must include: particle-level representation of solid/liquid/gas, the anomalous expansion of water, the formulae ΔL = αL₀ΔT and ΔV = γV₀ΔT, and at least one engineering application. Pedagogical note: Collect Final Explanations as a summative formative assessment. Use a 3-point rubric: (1) correct particle-level cause, (2) correct formula application, (3) connection to engineering or real-world consequence. These provide direct evidence of readiness for the end-of-strand assessment.</w:t>
+              <w:t xml:space="preserve">The sealed water bottle cracked because water is one of the very few substances on Earth that expands — rather than contracts — when it freezes. As the temperature dropped from 4°C (the point of maximum density) to 0°C, water molecules formed hydrogen bonds that locked them into a rigid hexagonal lattice with greater spacing between molecules. This expansion increased the volume of water by approximately 9%, generating a pressure force directed outward against the rigid glass walls. Because the glass could not stretch to accommodate this expansion, the stress exceeded the glass's tensile strength and the bottle fractured along its weakest lines. The same principle — quantified by the volumetric expansion formula ΔV = γV₀ΔT — explains why engineers build expansion gaps into railway tracks, design flexible couplings in water pipelines, and specify temperature-rated containers for cold storage across Kenya and the world.</w:t>
             </w:r>
           </w:p>
         </w:tc>
@@ -1497,7 +1497,7 @@
         </w:rPr>
         <w:t xml:space="preserve">© 2026 SeaVuria and ARES. This work is licensed under a </w:t>
       </w:r>
-      <w:hyperlink w:history="1" r:id="rIdzbwmp57317tvi2oyvkx54">
+      <w:hyperlink w:history="1" r:id="rIducfk7xlqyh7shz3sohyix">
         <w:r>
           <w:rPr>
             <w:rFonts w:ascii="Arial" w:cs="Arial" w:eastAsia="Arial" w:hAnsi="Arial"/>
@@ -1517,7 +1517,7 @@
         </w:rPr>
         <w:t xml:space="preserve"> (</w:t>
       </w:r>
-      <w:hyperlink w:history="1" r:id="rIdm-gvu4yhaon_-3_uqz8yr">
+      <w:hyperlink w:history="1" r:id="rIdzvktwmuemgbfpnn4ko29t">
         <w:r>
           <w:rPr>
             <w:rFonts w:ascii="Arial" w:cs="Arial" w:eastAsia="Arial" w:hAnsi="Arial"/>
@@ -1537,7 +1537,7 @@
         </w:rPr>
         <w:t xml:space="preserve">). To view a copy of this license, visit </w:t>
       </w:r>
-      <w:hyperlink w:history="1" r:id="rIdykl07mgv6kca43p9kvus6">
+      <w:hyperlink w:history="1" r:id="rIdbyzhtf61clacvzgyk2t4s">
         <w:r>
           <w:rPr>
             <w:rFonts w:ascii="Arial" w:cs="Arial" w:eastAsia="Arial" w:hAnsi="Arial"/>

--- a/data/outputs/v2/Physics/SS1.3_Temperature_and_Thermal_Expansion/Physics_Temperature_and_Thermal_Expansion_SummaryTable.docx
+++ b/data/outputs/v2/Physics/SS1.3_Temperature_and_Thermal_Expansion/Physics_Temperature_and_Thermal_Expansion_SummaryTable.docx
@@ -1497,7 +1497,7 @@
         </w:rPr>
         <w:t xml:space="preserve">© 2026 SeaVuria and ARES. This work is licensed under a </w:t>
       </w:r>
-      <w:hyperlink w:history="1" r:id="rIducfk7xlqyh7shz3sohyix">
+      <w:hyperlink w:history="1" r:id="rIdgcf6ckpuchzgeyibw7ewr">
         <w:r>
           <w:rPr>
             <w:rFonts w:ascii="Arial" w:cs="Arial" w:eastAsia="Arial" w:hAnsi="Arial"/>
@@ -1517,7 +1517,7 @@
         </w:rPr>
         <w:t xml:space="preserve"> (</w:t>
       </w:r>
-      <w:hyperlink w:history="1" r:id="rIdzvktwmuemgbfpnn4ko29t">
+      <w:hyperlink w:history="1" r:id="rIdyr9xrgmraspuwoqaqfq8j">
         <w:r>
           <w:rPr>
             <w:rFonts w:ascii="Arial" w:cs="Arial" w:eastAsia="Arial" w:hAnsi="Arial"/>
@@ -1537,7 +1537,7 @@
         </w:rPr>
         <w:t xml:space="preserve">). To view a copy of this license, visit </w:t>
       </w:r>
-      <w:hyperlink w:history="1" r:id="rIdbyzhtf61clacvzgyk2t4s">
+      <w:hyperlink w:history="1" r:id="rIdzsg9uos2to42nxse4aaj2">
         <w:r>
           <w:rPr>
             <w:rFonts w:ascii="Arial" w:cs="Arial" w:eastAsia="Arial" w:hAnsi="Arial"/>

--- a/data/outputs/v2/Physics/SS1.3_Temperature_and_Thermal_Expansion/Physics_Temperature_and_Thermal_Expansion_SummaryTable.docx
+++ b/data/outputs/v2/Physics/SS1.3_Temperature_and_Thermal_Expansion/Physics_Temperature_and_Thermal_Expansion_SummaryTable.docx
@@ -1497,7 +1497,7 @@
         </w:rPr>
         <w:t xml:space="preserve">© 2026 SeaVuria and ARES. This work is licensed under a </w:t>
       </w:r>
-      <w:hyperlink w:history="1" r:id="rIdgcf6ckpuchzgeyibw7ewr">
+      <w:hyperlink w:history="1" r:id="rIdohhhd86bpjblyubafl28a">
         <w:r>
           <w:rPr>
             <w:rFonts w:ascii="Arial" w:cs="Arial" w:eastAsia="Arial" w:hAnsi="Arial"/>
@@ -1517,7 +1517,7 @@
         </w:rPr>
         <w:t xml:space="preserve"> (</w:t>
       </w:r>
-      <w:hyperlink w:history="1" r:id="rIdyr9xrgmraspuwoqaqfq8j">
+      <w:hyperlink w:history="1" r:id="rId3kemi2zm-xxjdve961js1">
         <w:r>
           <w:rPr>
             <w:rFonts w:ascii="Arial" w:cs="Arial" w:eastAsia="Arial" w:hAnsi="Arial"/>
@@ -1537,7 +1537,7 @@
         </w:rPr>
         <w:t xml:space="preserve">). To view a copy of this license, visit </w:t>
       </w:r>
-      <w:hyperlink w:history="1" r:id="rIdzsg9uos2to42nxse4aaj2">
+      <w:hyperlink w:history="1" r:id="rIdmh7ugoluqy66y7ngreuho">
         <w:r>
           <w:rPr>
             <w:rFonts w:ascii="Arial" w:cs="Arial" w:eastAsia="Arial" w:hAnsi="Arial"/>

--- a/data/outputs/v2/Physics/SS1.3_Temperature_and_Thermal_Expansion/Physics_Temperature_and_Thermal_Expansion_SummaryTable.docx
+++ b/data/outputs/v2/Physics/SS1.3_Temperature_and_Thermal_Expansion/Physics_Temperature_and_Thermal_Expansion_SummaryTable.docx
@@ -1075,7 +1075,7 @@
                 <w:sz w:val="18"/>
                 <w:szCs w:val="18"/>
               </w:rPr>
-              <w:t xml:space="preserve">The sealed glass bottle cracked because water, unlike most substances, expands when it freezes. As the water cooled below 4 °C it began to expand, and on freezing at 0 °C its molecules arranged into a hexagonal ice crystal lattice in which the intermolecular spacing is greater than in liquid water — so the same mass of water occupies a larger volume as ice. Confined inside a sealed bottle with no room to expand, the growing ice exerted outward pressure on the glass walls. When this pressure exceeded the tensile strength of the glass, the bottle cracked. The volumetric expansion can be quantified using ΔV = γV₀ΔT, and the temperature–volume graph of water provides direct experimental evidence of this anomalous behaviour.</w:t>
+              <w:t xml:space="preserve">The sealed glass bottle cracked because water, unlike most substances, expands when it freezes. As the water cooled below 4 °C it began to expand, and on freezing at 0 °C its molecules arranged into a hexagonal ice crystal lattice in which the intermolecular spacing is greater than in liquid water — so the same mass of water occupies a larger volume as ice. Confined inside a sealed bottle with no room to expand, the growing ice exerted outward pressure on the glass walls. When this pressure exceeded the tensile strength of the glass, the bottle cracked. Ordinary volume changes within one phase can be quantified using ΔV = γV₀ΔT, but the expansion of about 9% on freezing is a phase-change effect that this formula does not describe; the temperature–volume graph of water provides direct experimental evidence of this anomalous behaviour.</w:t>
             </w:r>
           </w:p>
         </w:tc>
@@ -1373,7 +1373,7 @@
                 <w:sz w:val="18"/>
                 <w:szCs w:val="18"/>
               </w:rPr>
-              <w:t xml:space="preserve">The sealed water bottle cracked because water is one of the very few substances on Earth that expands — rather than contracts — when it freezes. As the temperature dropped from 4°C (the point of maximum density) to 0°C, water molecules formed hydrogen bonds that locked them into a rigid hexagonal lattice with greater spacing between molecules. This expansion increased the volume of water by approximately 9%, generating a pressure force directed outward against the rigid glass walls. Because the glass could not stretch to accommodate this expansion, the stress exceeded the glass's tensile strength and the bottle fractured along its weakest lines. The same principle — quantified by the volumetric expansion formula ΔV = γV₀ΔT — explains why engineers build expansion gaps into railway tracks, design flexible couplings in water pipelines, and specify temperature-rated containers for cold storage across Kenya and the world.</w:t>
+              <w:t xml:space="preserve">The sealed water bottle cracked because water is one of the very few substances on Earth that expands — rather than contracts — when it freezes. As the temperature dropped from 4°C (the point of maximum density) to 0°C, the liquid water expanded slightly; then, on freezing at 0°C, water molecules formed hydrogen bonds that locked them into a rigid hexagonal lattice with greater spacing between molecules. This expansion increased the volume of water by approximately 9%, generating a pressure force directed outward against the rigid glass walls. Because the glass could not stretch to accommodate this expansion, the stress exceeded the glass's tensile strength and the bottle fractured along its weakest lines. Ordinary thermal expansion within one phase — quantified by the volumetric expansion formula ΔV = γV₀ΔT — explains why engineers build expansion gaps into railway tracks, design flexible couplings in water pipelines, and specify temperature-rated containers for cold storage across Kenya and the world.</w:t>
             </w:r>
           </w:p>
         </w:tc>
@@ -1497,7 +1497,7 @@
         </w:rPr>
         <w:t xml:space="preserve">© 2026 SeaVuria and ARES. This work is licensed under a </w:t>
       </w:r>
-      <w:hyperlink w:history="1" r:id="rIdohhhd86bpjblyubafl28a">
+      <w:hyperlink w:history="1" r:id="rIdqe3uvbbvjrbrqtypkl1by">
         <w:r>
           <w:rPr>
             <w:rFonts w:ascii="Arial" w:cs="Arial" w:eastAsia="Arial" w:hAnsi="Arial"/>
@@ -1517,7 +1517,7 @@
         </w:rPr>
         <w:t xml:space="preserve"> (</w:t>
       </w:r>
-      <w:hyperlink w:history="1" r:id="rId3kemi2zm-xxjdve961js1">
+      <w:hyperlink w:history="1" r:id="rId1ohq_9d5c7k5ars0vtvwx">
         <w:r>
           <w:rPr>
             <w:rFonts w:ascii="Arial" w:cs="Arial" w:eastAsia="Arial" w:hAnsi="Arial"/>
@@ -1537,7 +1537,7 @@
         </w:rPr>
         <w:t xml:space="preserve">). To view a copy of this license, visit </w:t>
       </w:r>
-      <w:hyperlink w:history="1" r:id="rIdmh7ugoluqy66y7ngreuho">
+      <w:hyperlink w:history="1" r:id="rIdhprp_fs1dbot1koqh0abj">
         <w:r>
           <w:rPr>
             <w:rFonts w:ascii="Arial" w:cs="Arial" w:eastAsia="Arial" w:hAnsi="Arial"/>

--- a/data/outputs/v2/Physics/SS1.3_Temperature_and_Thermal_Expansion/Physics_Temperature_and_Thermal_Expansion_SummaryTable.docx
+++ b/data/outputs/v2/Physics/SS1.3_Temperature_and_Thermal_Expansion/Physics_Temperature_and_Thermal_Expansion_SummaryTable.docx
@@ -1497,7 +1497,7 @@
         </w:rPr>
         <w:t xml:space="preserve">© 2026 SeaVuria and ARES. This work is licensed under a </w:t>
       </w:r>
-      <w:hyperlink w:history="1" r:id="rIdqe3uvbbvjrbrqtypkl1by">
+      <w:hyperlink w:history="1" r:id="rIdgnsuawuzdfbxc_hyqtwzx">
         <w:r>
           <w:rPr>
             <w:rFonts w:ascii="Arial" w:cs="Arial" w:eastAsia="Arial" w:hAnsi="Arial"/>
@@ -1517,7 +1517,7 @@
         </w:rPr>
         <w:t xml:space="preserve"> (</w:t>
       </w:r>
-      <w:hyperlink w:history="1" r:id="rId1ohq_9d5c7k5ars0vtvwx">
+      <w:hyperlink w:history="1" r:id="rIdohntk3u1a-d0ytlexlraf">
         <w:r>
           <w:rPr>
             <w:rFonts w:ascii="Arial" w:cs="Arial" w:eastAsia="Arial" w:hAnsi="Arial"/>
@@ -1537,7 +1537,7 @@
         </w:rPr>
         <w:t xml:space="preserve">). To view a copy of this license, visit </w:t>
       </w:r>
-      <w:hyperlink w:history="1" r:id="rIdhprp_fs1dbot1koqh0abj">
+      <w:hyperlink w:history="1" r:id="rIdokllsej3nx3vp1httxe8m">
         <w:r>
           <w:rPr>
             <w:rFonts w:ascii="Arial" w:cs="Arial" w:eastAsia="Arial" w:hAnsi="Arial"/>

--- a/data/outputs/v2/Physics/SS1.3_Temperature_and_Thermal_Expansion/Physics_Temperature_and_Thermal_Expansion_SummaryTable.docx
+++ b/data/outputs/v2/Physics/SS1.3_Temperature_and_Thermal_Expansion/Physics_Temperature_and_Thermal_Expansion_SummaryTable.docx
@@ -4,6 +4,7 @@
   <w:body>
     <w:p>
       <w:pPr>
+        <w:keepNext w:val="false"/>
         <w:spacing w:after="30" w:before="0"/>
         <w:jc w:val="center"/>
       </w:pPr>
@@ -23,6 +24,7 @@
     </w:p>
     <w:p>
       <w:pPr>
+        <w:keepNext w:val="false"/>
         <w:spacing w:after="60" w:before="0"/>
         <w:jc w:val="center"/>
       </w:pPr>
@@ -81,6 +83,7 @@
           </w:tcPr>
           <w:p>
             <w:pPr>
+              <w:keepNext w:val="false"/>
               <w:spacing w:after="40" w:before="0"/>
               <w:jc w:val="center"/>
             </w:pPr>
@@ -115,6 +118,7 @@
           </w:tcPr>
           <w:p>
             <w:pPr>
+              <w:keepNext w:val="false"/>
               <w:spacing w:after="40" w:before="0"/>
               <w:jc w:val="left"/>
             </w:pPr>
@@ -147,6 +151,7 @@
           </w:tcPr>
           <w:p>
             <w:pPr>
+              <w:keepNext w:val="false"/>
               <w:spacing w:after="40" w:before="0"/>
               <w:jc w:val="left"/>
             </w:pPr>
@@ -181,6 +186,7 @@
           </w:tcPr>
           <w:p>
             <w:pPr>
+              <w:keepNext w:val="false"/>
               <w:spacing w:after="40" w:before="0"/>
               <w:jc w:val="left"/>
             </w:pPr>
@@ -213,6 +219,7 @@
           </w:tcPr>
           <w:p>
             <w:pPr>
+              <w:keepNext w:val="false"/>
               <w:spacing w:after="40" w:before="0"/>
               <w:jc w:val="left"/>
             </w:pPr>
@@ -273,6 +280,7 @@
           </w:tcPr>
           <w:p>
             <w:pPr>
+              <w:keepNext w:val="false"/>
               <w:spacing w:after="40" w:before="0"/>
               <w:jc w:val="center"/>
             </w:pPr>
@@ -307,6 +315,7 @@
           </w:tcPr>
           <w:p>
             <w:pPr>
+              <w:keepNext w:val="false"/>
               <w:spacing w:after="40" w:before="0"/>
               <w:jc w:val="left"/>
             </w:pPr>
@@ -369,6 +378,7 @@
           </w:tcPr>
           <w:p>
             <w:pPr>
+              <w:keepNext w:val="false"/>
               <w:spacing w:after="40" w:before="0"/>
               <w:jc w:val="left"/>
             </w:pPr>
@@ -401,6 +411,7 @@
           </w:tcPr>
           <w:p>
             <w:pPr>
+              <w:keepNext w:val="false"/>
               <w:spacing w:after="40" w:before="0"/>
               <w:jc w:val="left"/>
             </w:pPr>
@@ -433,6 +444,7 @@
           </w:tcPr>
           <w:p>
             <w:pPr>
+              <w:keepNext w:val="false"/>
               <w:spacing w:after="40" w:before="0"/>
               <w:jc w:val="left"/>
             </w:pPr>
@@ -465,6 +477,7 @@
           </w:tcPr>
           <w:p>
             <w:pPr>
+              <w:keepNext w:val="false"/>
               <w:spacing w:after="40" w:before="0"/>
               <w:jc w:val="left"/>
             </w:pPr>
@@ -499,6 +512,7 @@
           </w:tcPr>
           <w:p>
             <w:pPr>
+              <w:keepNext w:val="false"/>
               <w:spacing w:after="40" w:before="0"/>
               <w:jc w:val="left"/>
             </w:pPr>
@@ -518,6 +532,7 @@
           </w:p>
           <w:p>
             <w:pPr>
+              <w:keepNext w:val="false"/>
               <w:spacing w:after="40" w:before="0"/>
               <w:jc w:val="left"/>
             </w:pPr>
@@ -550,6 +565,7 @@
           </w:tcPr>
           <w:p>
             <w:pPr>
+              <w:keepNext w:val="false"/>
               <w:spacing w:after="40" w:before="0"/>
               <w:jc w:val="left"/>
             </w:pPr>
@@ -582,6 +598,7 @@
           </w:tcPr>
           <w:p>
             <w:pPr>
+              <w:keepNext w:val="false"/>
               <w:spacing w:after="40" w:before="0"/>
               <w:jc w:val="left"/>
             </w:pPr>
@@ -614,6 +631,7 @@
           </w:tcPr>
           <w:p>
             <w:pPr>
+              <w:keepNext w:val="false"/>
               <w:spacing w:after="40" w:before="0"/>
               <w:jc w:val="left"/>
             </w:pPr>
@@ -648,6 +666,7 @@
           </w:tcPr>
           <w:p>
             <w:pPr>
+              <w:keepNext w:val="false"/>
               <w:spacing w:after="40" w:before="0"/>
               <w:jc w:val="left"/>
             </w:pPr>
@@ -667,6 +686,7 @@
           </w:p>
           <w:p>
             <w:pPr>
+              <w:keepNext w:val="false"/>
               <w:spacing w:after="40" w:before="0"/>
               <w:jc w:val="left"/>
             </w:pPr>
@@ -699,6 +719,7 @@
           </w:tcPr>
           <w:p>
             <w:pPr>
+              <w:keepNext w:val="false"/>
               <w:spacing w:after="40" w:before="0"/>
               <w:jc w:val="left"/>
             </w:pPr>
@@ -731,6 +752,7 @@
           </w:tcPr>
           <w:p>
             <w:pPr>
+              <w:keepNext w:val="false"/>
               <w:spacing w:after="40" w:before="0"/>
               <w:jc w:val="left"/>
             </w:pPr>
@@ -763,6 +785,7 @@
           </w:tcPr>
           <w:p>
             <w:pPr>
+              <w:keepNext w:val="false"/>
               <w:spacing w:after="40" w:before="0"/>
               <w:jc w:val="left"/>
             </w:pPr>
@@ -797,6 +820,7 @@
           </w:tcPr>
           <w:p>
             <w:pPr>
+              <w:keepNext w:val="false"/>
               <w:spacing w:after="40" w:before="0"/>
               <w:jc w:val="left"/>
             </w:pPr>
@@ -816,6 +840,7 @@
           </w:p>
           <w:p>
             <w:pPr>
+              <w:keepNext w:val="false"/>
               <w:spacing w:after="40" w:before="0"/>
               <w:jc w:val="left"/>
             </w:pPr>
@@ -848,6 +873,7 @@
           </w:tcPr>
           <w:p>
             <w:pPr>
+              <w:keepNext w:val="false"/>
               <w:spacing w:after="40" w:before="0"/>
               <w:jc w:val="left"/>
             </w:pPr>
@@ -880,6 +906,7 @@
           </w:tcPr>
           <w:p>
             <w:pPr>
+              <w:keepNext w:val="false"/>
               <w:spacing w:after="40" w:before="0"/>
               <w:jc w:val="left"/>
             </w:pPr>
@@ -912,6 +939,7 @@
           </w:tcPr>
           <w:p>
             <w:pPr>
+              <w:keepNext w:val="false"/>
               <w:spacing w:after="40" w:before="0"/>
               <w:jc w:val="left"/>
             </w:pPr>
@@ -946,6 +974,7 @@
           </w:tcPr>
           <w:p>
             <w:pPr>
+              <w:keepNext w:val="false"/>
               <w:spacing w:after="40" w:before="0"/>
               <w:jc w:val="left"/>
             </w:pPr>
@@ -965,6 +994,7 @@
           </w:p>
           <w:p>
             <w:pPr>
+              <w:keepNext w:val="false"/>
               <w:spacing w:after="40" w:before="0"/>
               <w:jc w:val="left"/>
             </w:pPr>
@@ -997,6 +1027,7 @@
           </w:tcPr>
           <w:p>
             <w:pPr>
+              <w:keepNext w:val="false"/>
               <w:spacing w:after="40" w:before="0"/>
               <w:jc w:val="left"/>
             </w:pPr>
@@ -1029,6 +1060,7 @@
           </w:tcPr>
           <w:p>
             <w:pPr>
+              <w:keepNext w:val="false"/>
               <w:spacing w:after="40" w:before="0"/>
               <w:jc w:val="left"/>
             </w:pPr>
@@ -1061,6 +1093,7 @@
           </w:tcPr>
           <w:p>
             <w:pPr>
+              <w:keepNext w:val="false"/>
               <w:spacing w:after="40" w:before="0"/>
               <w:jc w:val="left"/>
             </w:pPr>
@@ -1095,6 +1128,7 @@
           </w:tcPr>
           <w:p>
             <w:pPr>
+              <w:keepNext w:val="false"/>
               <w:spacing w:after="40" w:before="0"/>
               <w:jc w:val="left"/>
             </w:pPr>
@@ -1114,6 +1148,7 @@
           </w:p>
           <w:p>
             <w:pPr>
+              <w:keepNext w:val="false"/>
               <w:spacing w:after="40" w:before="0"/>
               <w:jc w:val="left"/>
             </w:pPr>
@@ -1146,6 +1181,7 @@
           </w:tcPr>
           <w:p>
             <w:pPr>
+              <w:keepNext w:val="false"/>
               <w:spacing w:after="40" w:before="0"/>
               <w:jc w:val="left"/>
             </w:pPr>
@@ -1178,6 +1214,7 @@
           </w:tcPr>
           <w:p>
             <w:pPr>
+              <w:keepNext w:val="false"/>
               <w:spacing w:after="40" w:before="0"/>
               <w:jc w:val="left"/>
             </w:pPr>
@@ -1210,6 +1247,7 @@
           </w:tcPr>
           <w:p>
             <w:pPr>
+              <w:keepNext w:val="false"/>
               <w:spacing w:after="40" w:before="0"/>
               <w:jc w:val="left"/>
             </w:pPr>
@@ -1244,6 +1282,7 @@
           </w:tcPr>
           <w:p>
             <w:pPr>
+              <w:keepNext w:val="false"/>
               <w:spacing w:after="40" w:before="0"/>
               <w:jc w:val="left"/>
             </w:pPr>
@@ -1263,6 +1302,7 @@
           </w:p>
           <w:p>
             <w:pPr>
+              <w:keepNext w:val="false"/>
               <w:spacing w:after="40" w:before="0"/>
               <w:jc w:val="left"/>
             </w:pPr>
@@ -1295,6 +1335,7 @@
           </w:tcPr>
           <w:p>
             <w:pPr>
+              <w:keepNext w:val="false"/>
               <w:spacing w:after="40" w:before="0"/>
               <w:jc w:val="left"/>
             </w:pPr>
@@ -1327,6 +1368,7 @@
           </w:tcPr>
           <w:p>
             <w:pPr>
+              <w:keepNext w:val="false"/>
               <w:spacing w:after="40" w:before="0"/>
               <w:jc w:val="left"/>
             </w:pPr>
@@ -1359,6 +1401,7 @@
           </w:tcPr>
           <w:p>
             <w:pPr>
+              <w:keepNext w:val="false"/>
               <w:spacing w:after="40" w:before="0"/>
               <w:jc w:val="left"/>
             </w:pPr>
@@ -1497,7 +1540,7 @@
         </w:rPr>
         <w:t xml:space="preserve">© 2026 SeaVuria and ARES. This work is licensed under a </w:t>
       </w:r>
-      <w:hyperlink w:history="1" r:id="rIdgnsuawuzdfbxc_hyqtwzx">
+      <w:hyperlink w:history="1" r:id="rIdp97ctv9zdg4j0kkxd_9ad">
         <w:r>
           <w:rPr>
             <w:rFonts w:ascii="Arial" w:cs="Arial" w:eastAsia="Arial" w:hAnsi="Arial"/>
@@ -1517,7 +1560,7 @@
         </w:rPr>
         <w:t xml:space="preserve"> (</w:t>
       </w:r>
-      <w:hyperlink w:history="1" r:id="rIdohntk3u1a-d0ytlexlraf">
+      <w:hyperlink w:history="1" r:id="rIdila4o_gzmru1xyyii9xeq">
         <w:r>
           <w:rPr>
             <w:rFonts w:ascii="Arial" w:cs="Arial" w:eastAsia="Arial" w:hAnsi="Arial"/>
@@ -1537,7 +1580,7 @@
         </w:rPr>
         <w:t xml:space="preserve">). To view a copy of this license, visit </w:t>
       </w:r>
-      <w:hyperlink w:history="1" r:id="rIdokllsej3nx3vp1httxe8m">
+      <w:hyperlink w:history="1" r:id="rIdyc3b1ia9af46d2i9g7dzy">
         <w:r>
           <w:rPr>
             <w:rFonts w:ascii="Arial" w:cs="Arial" w:eastAsia="Arial" w:hAnsi="Arial"/>

--- a/data/outputs/v2/Physics/SS1.3_Temperature_and_Thermal_Expansion/Physics_Temperature_and_Thermal_Expansion_SummaryTable.docx
+++ b/data/outputs/v2/Physics/SS1.3_Temperature_and_Thermal_Expansion/Physics_Temperature_and_Thermal_Expansion_SummaryTable.docx
@@ -1540,7 +1540,7 @@
         </w:rPr>
         <w:t xml:space="preserve">© 2026 SeaVuria and ARES. This work is licensed under a </w:t>
       </w:r>
-      <w:hyperlink w:history="1" r:id="rIdp97ctv9zdg4j0kkxd_9ad">
+      <w:hyperlink w:history="1" r:id="rIdhyhh1i8qhlvigm313xlga">
         <w:r>
           <w:rPr>
             <w:rFonts w:ascii="Arial" w:cs="Arial" w:eastAsia="Arial" w:hAnsi="Arial"/>
@@ -1560,7 +1560,7 @@
         </w:rPr>
         <w:t xml:space="preserve"> (</w:t>
       </w:r>
-      <w:hyperlink w:history="1" r:id="rIdila4o_gzmru1xyyii9xeq">
+      <w:hyperlink w:history="1" r:id="rIdrsj7bf73fdazcikla_9ed">
         <w:r>
           <w:rPr>
             <w:rFonts w:ascii="Arial" w:cs="Arial" w:eastAsia="Arial" w:hAnsi="Arial"/>
@@ -1580,7 +1580,7 @@
         </w:rPr>
         <w:t xml:space="preserve">). To view a copy of this license, visit </w:t>
       </w:r>
-      <w:hyperlink w:history="1" r:id="rIdyc3b1ia9af46d2i9g7dzy">
+      <w:hyperlink w:history="1" r:id="rIdpnspr_3as3e1-7y5k2x_w">
         <w:r>
           <w:rPr>
             <w:rFonts w:ascii="Arial" w:cs="Arial" w:eastAsia="Arial" w:hAnsi="Arial"/>
